--- a/SWI/205-Chemical-Testwork/MM-4034-033-OR-03-SWI-PRO-MET-205-001-Free-Cyanide-Titration---Silver-Nitrate-Method-RevA.docx
+++ b/SWI/205-Chemical-Testwork/MM-4034-033-OR-03-SWI-PRO-MET-205-001-Free-Cyanide-Titration---Silver-Nitrate-Method-RevA.docx
@@ -1868,6 +1868,24 @@
     </w:p>
     <w:p>
       <w:pPr>
+        <w:pStyle w:val="ListParagraph"/>
+        <w:numPr>
+          <w:ilvl w:val="0"/>
+          <w:numId w:val="1"/>
+        </w:numPr>
+        <w:spacing w:after="60" w:line="245"/>
+      </w:pPr>
+      <w:r>
+        <w:rPr>
+          <w:rFonts w:ascii="Calibri" w:cs="Calibri" w:eastAsia="Calibri" w:hAnsi="Calibri"/>
+          <w:sz w:val="17"/>
+          <w:szCs w:val="17"/>
+        </w:rPr>
+        <w:t xml:space="preserve">[M] Digital burette and syringe for the aliquot (Martabe method; optional)</w:t>
+      </w:r>
+    </w:p>
+    <w:p>
+      <w:pPr>
         <w:pStyle w:val="Heading1"/>
         <w:spacing w:after="120" w:before="260"/>
       </w:pPr>
@@ -2125,6 +2143,62 @@
     </w:p>
     <w:p>
       <w:pPr>
+        <w:spacing w:after="90" w:before="180" w:line="245"/>
+        <w:keepNext/>
+      </w:pPr>
+      <w:r>
+        <w:rPr>
+          <w:rFonts w:ascii="Calibri" w:cs="Calibri" w:eastAsia="Calibri" w:hAnsi="Calibri"/>
+          <w:b/>
+          <w:bCs/>
+          <w:color w:val="1F3864"/>
+          <w:sz w:val="19"/>
+          <w:szCs w:val="19"/>
+        </w:rPr>
+        <w:t xml:space="preserve">Martabe digital-burette method: comparison [M]</w:t>
+      </w:r>
+    </w:p>
+    <w:p>
+      <w:pPr>
+        <w:spacing w:after="60" w:before="0" w:line="245"/>
+      </w:pPr>
+      <w:r>
+        <w:rPr>
+          <w:rFonts w:ascii="Calibri" w:cs="Calibri" w:eastAsia="Calibri" w:hAnsi="Calibri"/>
+          <w:sz w:val="17"/>
+          <w:szCs w:val="17"/>
+        </w:rPr>
+        <w:t xml:space="preserve">[M] = taken from the Martabe team work instruction "Cyanide Measurement by AgNO3 Titration (DOC-3-MET-PMC-WIN-00115-IE)" (25/12/2024). [CONFIRM] = unspecified or inconsistent in the source; resolve before this instruction is approved for use. The steps above are unchanged.</w:t>
+      </w:r>
+    </w:p>
+    <w:p>
+      <w:pPr>
+        <w:spacing w:after="60" w:before="0" w:line="245"/>
+      </w:pPr>
+      <w:r>
+        <w:rPr>
+          <w:rFonts w:ascii="Calibri" w:cs="Calibri" w:eastAsia="Calibri" w:hAnsi="Calibri"/>
+          <w:sz w:val="17"/>
+          <w:szCs w:val="17"/>
+        </w:rPr>
+        <w:t xml:space="preserve">The Martabe method takes the sample with a syringe into a beaker (usually 10 mL), adds 3 drops of rhodanine, checks the digital burette display reads 0.00, opens the burette tap and titrates with AgNO3 while stirring until the sample turns pink. It also requires the AgNO3 and the sample reagents to be in date, with the Martabe reagent lifetime system (DOC-IV-MET-CHH-SOP-00039, not received).</w:t>
+      </w:r>
+    </w:p>
+    <w:p>
+      <w:pPr>
+        <w:spacing w:after="60" w:before="0" w:line="245"/>
+      </w:pPr>
+      <w:r>
+        <w:rPr>
+          <w:rFonts w:ascii="Calibri" w:cs="Calibri" w:eastAsia="Calibri" w:hAnsi="Calibri"/>
+          <w:sz w:val="17"/>
+          <w:szCs w:val="17"/>
+        </w:rPr>
+        <w:t xml:space="preserve">This SWI is more complete and is kept as written: it adds working in the fume cupboard, filtering, conditioning the burette, the salmon pink end-point held for 30 seconds, and duplicate and standard checks. Two points are taken from the Martabe method: if a digital burette is used, check it reads 0.00 before starting, and check the AgNO3 expiry date. [CONFIRM] the Martabe end-point is 'pink'; use the salmon pink end-point above.</w:t>
+      </w:r>
+    </w:p>
+    <w:p>
+      <w:pPr>
         <w:pStyle w:val="Heading1"/>
         <w:spacing w:after="120" w:before="260"/>
       </w:pPr>
@@ -2352,6 +2426,24 @@
           <w:szCs w:val="17"/>
         </w:rPr>
         <w:t xml:space="preserve">KBK-MIR-MP-PRO-MET-SOP-0037 Titrasi Sianida dengan Perak Nitrat and SOP-0043 AgNO3 0.01 M standard, both received 11 Aug 2026</w:t>
+      </w:r>
+    </w:p>
+    <w:p>
+      <w:pPr>
+        <w:pStyle w:val="ListParagraph"/>
+        <w:numPr>
+          <w:ilvl w:val="0"/>
+          <w:numId w:val="1"/>
+        </w:numPr>
+        <w:spacing w:after="60" w:line="245"/>
+      </w:pPr>
+      <w:r>
+        <w:rPr>
+          <w:rFonts w:ascii="Calibri" w:cs="Calibri" w:eastAsia="Calibri" w:hAnsi="Calibri"/>
+          <w:sz w:val="17"/>
+          <w:szCs w:val="17"/>
+        </w:rPr>
+        <w:t xml:space="preserve">Martabe work instruction 'Cyanide Measurement by AgNO3 Titration' DOC-3-MET-PMC-WIN-00115-IE v1.0 (issued 25/12/2024; reference SOP DOC-IV-MET-CHH-SOP-00039) - comparison only</w:t>
       </w:r>
     </w:p>
     <w:sectPr>
